--- a/AppSec/23_Git/git.docx
+++ b/AppSec/23_Git/git.docx
@@ -6,9 +6,6 @@
       <w:pPr>
         <w:ind w:left="-567" w:firstLine="1275"/>
         <w:jc w:val="both"/>
-        <w:rPr>
-          <w:lang w:val="en-US"/>
-        </w:rPr>
       </w:pPr>
       <w:r>
         <w:t>Разработан стенд моделирования работоспособности веб-приложения – «</w:t>
@@ -31,11 +28,10 @@
       </w:r>
       <w:proofErr w:type="spellEnd"/>
       <w:r>
-        <w:t xml:space="preserve">. </w:t>
-      </w:r>
-      <w:r>
-        <w:t xml:space="preserve"> </w:t>
-      </w:r>
+        <w:t>.</w:t>
+      </w:r>
+      <w:bookmarkStart w:id="0" w:name="_GoBack"/>
+      <w:bookmarkEnd w:id="0"/>
     </w:p>
     <w:p>
       <w:pPr>
@@ -319,9 +315,6 @@
       <w:pPr>
         <w:ind w:left="-567" w:firstLine="1275"/>
         <w:jc w:val="both"/>
-        <w:rPr>
-          <w:lang w:val="en-US"/>
-        </w:rPr>
       </w:pPr>
       <w:r>
         <w:lastRenderedPageBreak/>
@@ -524,8 +517,6 @@
       <w:r>
         <w:t xml:space="preserve">Исправленная версия программы слита в основную – </w:t>
       </w:r>
-      <w:bookmarkStart w:id="0" w:name="_GoBack"/>
-      <w:bookmarkEnd w:id="0"/>
     </w:p>
     <w:p>
       <w:pPr>
@@ -683,16 +674,7 @@
       </w:r>
       <w:proofErr w:type="spellEnd"/>
       <w:r>
-        <w:t xml:space="preserve"> </w:t>
-      </w:r>
-      <w:r>
-        <w:t>позволяют параллельно работать над разными задачами без влияния на стабильный код</w:t>
-      </w:r>
-      <w:r>
-        <w:t xml:space="preserve"> и </w:t>
-      </w:r>
-      <w:r>
-        <w:t>дают возможность вести несколько версий проекта (например, разные языки программирования в отдельных ветках).</w:t>
+        <w:t xml:space="preserve"> позволяют параллельно работать над разными задачами без влияния на стабильный код и дают возможность вести несколько версий проекта (например, разные языки программирования в отдельных ветках).</w:t>
       </w:r>
     </w:p>
     <w:p>
